--- a/fra/docx/023.content.docx
+++ b/fra/docx/023.content.docx
@@ -150,26 +150,6 @@
           <w:lang w:val="fr_FR" w:bidi="fr_FR"/>
         </w:rPr>
         <w:t>Y</w:t>
-      </w:r>
-      <w:r>
-        <w:rPr>
-          <w:lang w:val="fr_FR" w:bidi="fr_FR"/>
-        </w:rPr>
-      </w:r>
-    </w:p>
-    <w:p>
-      <w:pPr/>
-      <w:r>
-        <w:rPr>
-          <w:lang w:val="fr_FR" w:bidi="fr_FR"/>
-        </w:rPr>
-      </w:r>
-      <w:r>
-        <w:rPr>
-          <w:i/>
-          <w:lang w:val="fr_FR" w:bidi="fr_FR"/>
-        </w:rPr>
-        <w:t>Yom Kippour</w:t>
       </w:r>
       <w:r>
         <w:rPr>

--- a/fra/docx/023.content.docx
+++ b/fra/docx/023.content.docx
@@ -19,7 +19,7 @@
         <w:rPr>
           <w:lang w:val="fr_FR" w:bidi="fr_FR"/>
         </w:rPr>
-        <w:t>Resource: Dictionnaire biblique (Tyndale)</w:t>
+        <w:t>Resource: Tyndale Open Bible Dictionary</w:t>
       </w:r>
       <w:r>
         <w:rPr>
@@ -112,7 +112,7 @@
         <w:rPr>
           <w:lang w:val="fr_FR" w:bidi="fr_FR"/>
         </w:rPr>
-        <w:t>Dictionnaire biblique (Tyndale)</w:t>
+        <w:t>Tyndale Open Bible Dictionary</w:t>
       </w:r>
     </w:p>
     <w:p>

--- a/fra/docx/023.content.docx
+++ b/fra/docx/023.content.docx
@@ -19,7 +19,7 @@
         <w:rPr>
           <w:lang w:val="fr_FR" w:bidi="fr_FR"/>
         </w:rPr>
-        <w:t>Resource: Tyndale Open Bible Dictionary</w:t>
+        <w:t>Resource: Aquifer Open Bible Dictionary</w:t>
       </w:r>
       <w:r>
         <w:rPr>
@@ -112,7 +112,7 @@
         <w:rPr>
           <w:lang w:val="fr_FR" w:bidi="fr_FR"/>
         </w:rPr>
-        <w:t>Tyndale Open Bible Dictionary</w:t>
+        <w:t>Aquifer Open Bible Dictionary</w:t>
       </w:r>
     </w:p>
     <w:p>

--- a/fra/docx/023.content.docx
+++ b/fra/docx/023.content.docx
@@ -233,18 +233,12 @@
         </w:rPr>
         <w:t>Yom Kippour est le nom hébreu pour le Jour des Expiations. C'était l'un des jours saints les plus importants dans l'ancien Israël. Il était également appelé le Jour des Expiations. Ce jour-là, le grand prêtre effectuait des cérémonies spéciales pour demander à Dieu de pardonner les péchés du peuple. C'était un jour pour les Israélites d'arrêter de travailler, de jeûner et de montrer du chagrin pour leurs péchés (</w:t>
       </w:r>
-      <w:hyperlink r:id="rId13">
-        <w:r>
-          <w:rPr>
-            <w:lang w:val="fr_FR" w:bidi="fr_FR"/>
-          </w:rPr>
-          <w:rPr>
-            <w:color w:val="0000EE"/>
-            <w:u w:val="single"/>
-          </w:rPr>
-          <w:t>Lv 23.26–32</w:t>
-        </w:r>
-      </w:hyperlink>
+      <w:r>
+        <w:rPr>
+          <w:lang w:val="fr_FR" w:bidi="fr_FR"/>
+        </w:rPr>
+        <w:t>Lv 23.26–32</w:t>
+      </w:r>
       <w:r>
         <w:rPr>
           <w:lang w:val="fr_FR" w:bidi="fr_FR"/>
